--- a/backend-app/samples/de_nghi_thay_doi.docx
+++ b/backend-app/samples/de_nghi_thay_doi.docx
@@ -683,7 +683,7 @@
                 <w:szCs w:val="26"/>
                 <w:lang w:eastAsia="en-US"/>
               </w:rPr>
-              <w:t>{@ThoaThuanPhuLucKhac}</w:t>
+              <w:t>{ThoaThuanPhuLucKhac}</w:t>
             </w:r>
           </w:p>
           <w:p>
